--- a/tillsyn/A 55492-2025 tillsynsbegäran.docx
+++ b/tillsyn/A 55492-2025 tillsynsbegäran.docx
@@ -836,7 +836,7 @@
     <w:r>
       <w:tab/>
       <w:tab/>
-      <w:t>2025-12-01</w:t>
+      <w:t>2025-12-02</w:t>
       <w:br/>
       <w:br/>
     </w:r>

--- a/tillsyn/A 55492-2025 tillsynsbegäran.docx
+++ b/tillsyn/A 55492-2025 tillsynsbegäran.docx
@@ -836,7 +836,7 @@
     <w:r>
       <w:tab/>
       <w:tab/>
-      <w:t>2025-12-02</w:t>
+      <w:t>2025-12-03</w:t>
       <w:br/>
       <w:br/>
     </w:r>

--- a/tillsyn/A 55492-2025 tillsynsbegäran.docx
+++ b/tillsyn/A 55492-2025 tillsynsbegäran.docx
@@ -836,7 +836,7 @@
     <w:r>
       <w:tab/>
       <w:tab/>
-      <w:t>2025-12-03</w:t>
+      <w:t>2025-12-04</w:t>
       <w:br/>
       <w:br/>
     </w:r>

--- a/tillsyn/A 55492-2025 tillsynsbegäran.docx
+++ b/tillsyn/A 55492-2025 tillsynsbegäran.docx
@@ -836,7 +836,7 @@
     <w:r>
       <w:tab/>
       <w:tab/>
-      <w:t>2025-12-04</w:t>
+      <w:t>2025-12-05</w:t>
       <w:br/>
       <w:br/>
     </w:r>

--- a/tillsyn/A 55492-2025 tillsynsbegäran.docx
+++ b/tillsyn/A 55492-2025 tillsynsbegäran.docx
@@ -836,7 +836,7 @@
     <w:r>
       <w:tab/>
       <w:tab/>
-      <w:t>2025-12-05</w:t>
+      <w:t>2025-12-06</w:t>
       <w:br/>
       <w:br/>
     </w:r>

--- a/tillsyn/A 55492-2025 tillsynsbegäran.docx
+++ b/tillsyn/A 55492-2025 tillsynsbegäran.docx
@@ -35,7 +35,7 @@
     </w:p>
     <w:p>
       <w:r>
-        <w:t>I avverkningsanmälan har följande 10 naturvårdsarter hittats: gammelgransskål (NT), garnlav (NT), harticka (NT), lunglav (NT), skrovellav (NT), spillkråka (NT, §4), talltita (NT, §4), tretåig hackspett (NT, §4), luddlav (S) och stuplav (S). Av dessa är 8 rödlistade. För rödlistade arter har rödlistekategorin angivits inom parentes. Arter som är signalarter enligt Skogsstyrelsen har markerats med (S). För fridlysta arter anges även paragrafen i Artskyddsförordningen som arten är fridlyst enligt.</w:t>
+        <w:t>I avverkningsanmälan har följande 19 naturvårdsarter hittats: doftskinn (NT), gammelgransskål (NT), garnlav (NT), granticka (NT), harticka (NT), lunglav (NT), skrovellav (NT), spillkråka (NT, §4), talltita (NT, §4), tretåig hackspett (NT, §4), ullticka (NT), vitgrynig nållav (NT), korallrot (S, §8), luddlav (S), stuplav (S), trådticka (S), vedticka (S), lavskrika (§4) och revlummer (§9). Av dessa är 12 rödlistade. För rödlistade arter har rödlistekategorin angivits inom parentes. Arter som är signalarter enligt Skogsstyrelsen har markerats med (S). För fridlysta arter anges även paragrafen i Artskyddsförordningen som arten är fridlyst enligt.</w:t>
       </w:r>
     </w:p>
     <w:p>
@@ -95,6 +95,17 @@
         <w:rPr>
           <w:b/>
         </w:rPr>
+        <w:t>Doftskinn (NT)</w:t>
+      </w:r>
+      <w:r>
+        <w:t>, rödlistad som nära hotad, är en mycket bra signalart för boreal granskog och indikerar ett gran-skogsekosystem med lång kontinuitet av grova lågor. Arten är placerad i toppen av Skogsstyrelsens värdepyramid för bedömning av skog med höga naturvärden och har klassats som en “urskogsindikator”, då den förekommer med ett tydligt optimum i helt eller nästan helt orörda skogar (Nitare &amp; Skogsstyrelsen, 2019).</w:t>
+      </w:r>
+    </w:p>
+    <w:p>
+      <w:r>
+        <w:rPr>
+          <w:b/>
+        </w:rPr>
         <w:t>Gammelgransskål (NT)</w:t>
       </w:r>
       <w:r>
@@ -117,6 +128,17 @@
         <w:rPr>
           <w:b/>
         </w:rPr>
+        <w:t>Granticka (NT)</w:t>
+      </w:r>
+      <w:r>
+        <w:t xml:space="preserve"> förekommer främst i äldre skogar med naturskogskaraktär, liksom i dimensionsavverkade och plockhuggna skogar. I äldre grannaturskog i norra Sverige är den alltjämt en förhållandevis vanlig karaktärsart, medan den längre söderut blir allt mer sällsynt. I Götaland och delar av Svealand är den en god signalart för skyddsvärda granskogsmiljöer. Arten bedöms ha minskat starkt under senare år på grund av skogsavverkningar, då den framför allt växer i äldre granskog med långvarig grankontinuitet. I urskogsliknande bestånd i norra Sverige kan ibland påträffas den mycket sällsynta tickan grantickeporing (VU), som lever på döda grantickor (SLU Artdatabanken, 2024; Nitare &amp; Skogsstyrelsen, 2019).</w:t>
+      </w:r>
+    </w:p>
+    <w:p>
+      <w:r>
+        <w:rPr>
+          <w:b/>
+        </w:rPr>
         <w:t>Harticka (NT)</w:t>
       </w:r>
       <w:r>
@@ -190,6 +212,46 @@
       </w:r>
       <w:r>
         <w:t xml:space="preserve"> (EN), som växer på stuplav (SLU Artdatabanken, 2024; Nitare &amp; Skogsstyrelsen, 2019).</w:t>
+      </w:r>
+    </w:p>
+    <w:p>
+      <w:r>
+        <w:rPr>
+          <w:b/>
+        </w:rPr>
+        <w:t>Ullticka (NT)</w:t>
+      </w:r>
+      <w:r>
+        <w:t xml:space="preserve"> är knuten till restbestånd av barrnaturskog och förekommer med ett tydligt optimum i orörda eller måttligt påverkade gamla granskogar där det föreligger viss kontinuitet av grov död ved. Ullticka är en bra signalart inom hela sitt utbredningsområde och i södra Sverige är den sällsynt och en god signalart för skyddsvärda granskogsmiljöer. Den hotas av avverkning och fragmentering av naturskog och äldre granskog med lång trädkontinuitet. På ullticka kan ibland ulltickeporing (VU) påträffas - det är en sällsynt ticka som nyligen delats upp i tre olika arter: </w:t>
+      </w:r>
+      <w:r>
+        <w:rPr>
+          <w:i/>
+        </w:rPr>
+        <w:t xml:space="preserve">Skeletocutis brevispora </w:t>
+      </w:r>
+      <w:r>
+        <w:t>(ulltickeporing)</w:t>
+      </w:r>
+      <w:r>
+        <w:rPr>
+          <w:i/>
+        </w:rPr>
+        <w:t>, Skeletocutis delicata och Skeletocutis exilis</w:t>
+      </w:r>
+      <w:r>
+        <w:t>. De två sistnämnda arterna står för närvarande (2020) som ej bedömda i rödlistan (SLU Artdatabanken, 2024; Nitare &amp; Skogsstyrelsen, 2019; Miettinen &amp; Niemelä, 2018).</w:t>
+      </w:r>
+    </w:p>
+    <w:p>
+      <w:r>
+        <w:rPr>
+          <w:b/>
+        </w:rPr>
+        <w:t>Vitgrynig nållav (NT)</w:t>
+      </w:r>
+      <w:r>
+        <w:t xml:space="preserve"> växer nästan uteslutande på bark av gamla, senvuxna granar i skuggiga lägen med hög och jämn luftfuktighet. Den vanligaste naturtypen för arten är kontinuitetsskogar på frisk mark men den finns också i sumpgranskogar. På lång sikt utgör avverkningar av olikåldriga granskogar av naturskogskaraktär ett allvarligt hot mot arten och skogsbruksåtgärder på eller i närheten av växtplatserna bör undvikas. Naturskogsartade, fuktiga granskogar med förekomster av arten signalerar höga biologiska värden och bör bevaras (SLU Artdatabanken, 2024; Nitare &amp; Skogsstyrelsen, 2019).</w:t>
       </w:r>
     </w:p>
     <w:p>
@@ -202,7 +264,7 @@
     </w:p>
     <w:p>
       <w:r>
-        <w:t>Följande fridlysta arter har sina livsmiljöer och växtplatser i den avverkningsanmälda skogen: spillkråka (NT, §4), talltita (NT, §4) och tretåig hackspett (NT, §4).</w:t>
+        <w:t>Följande fridlysta arter har sina livsmiljöer och växtplatser i den avverkningsanmälda skogen: spillkråka (NT, §4), talltita (NT, §4), tretåig hackspett (NT, §4), korallrot (S, §8), lavskrika (§4) och revlummer (§9).</w:t>
       </w:r>
     </w:p>
     <w:p>
@@ -217,6 +279,28 @@
       </w:r>
       <w:r>
         <w:t>(artikel 1). Vidare att de åtgärder som vidtas inte får leda till en försämring av den nuvarande situationen beträffande bevarandet av de fågelarter som avses i artikel 1 (artikel 13). Fågeldirektivet är styrande för tillsynsansvariga myndigheters ärendehantering, ställningstaganden och beslutsfattande.</w:t>
+      </w:r>
+    </w:p>
+    <w:p>
+      <w:r>
+        <w:rPr>
+          <w:b/>
+        </w:rPr>
+        <w:t>Korallrot (§8)</w:t>
+      </w:r>
+      <w:r>
+        <w:t xml:space="preserve"> växer i sumpskogar och annan fuktig eller växelfuktig skogsmark, exempelvis i alkärr och kärrkanter, fuktiga bäckdalar, raviner, myrlaggar, sumpiga strandskogar samt i fuktiga lundar. Den visar på mer eller mindre stabila förhållanden och intakt hydrologi och är känslig för avverkning, körskador, skogsgödsling och dikning. Arten är fridlyst enligt 8 § artskyddsförordningen (SLU Artdatabanken, 2024; Nitare &amp; Skogsstyrelsen, 2019).</w:t>
+      </w:r>
+    </w:p>
+    <w:p>
+      <w:r>
+        <w:rPr>
+          <w:b/>
+        </w:rPr>
+        <w:t>Lavskrika (§4)</w:t>
+      </w:r>
+      <w:r>
+        <w:t>, prioriterad art i Skogsvårdslagen, är en mycket stationär fågel, som häckar i äldre, slutna och hänglavsrika barrskogar. Reviren är livslånga med hemområden som varierar mellan 50 och 150 ha. Inom ett revir av hög kvalitet finns det som regel ett eller flera kärnområden (1–20 ha) med relativt tät flerskiktad granskog. Arten missgynnas när flerskiktad skog omförs till enskiktade bestånd och även röjning och hård gallring är starkt negativt. Lavskrikan har relativt stora hemområden och försvinner när den äldre skogen fragmenteras, särskilt allvarligt är när kärnområdena avverkas. (Skogsstyrelsen 2016). Populationen har minskat med 20–40 % de senaste 30 åren. Arten försvinner successivt framför allt vid dess utbredningsgränser (SLU Artdatabanken, 2021).</w:t>
       </w:r>
     </w:p>
     <w:p>
@@ -270,6 +354,83 @@
         <w:t>BILAGA 1 –</w:t>
         <w:br/>
         <w:t>Fridlysta och rödlistade arter</w:t>
+      </w:r>
+    </w:p>
+    <w:p>
+      <w:pPr>
+        <w:pStyle w:val="Heading1"/>
+      </w:pPr>
+      <w:r>
+        <w:t>Lavskrika – ekologi samt krav på livsmiljön</w:t>
+      </w:r>
+    </w:p>
+    <w:p>
+      <w:r>
+        <w:t>Lavskrikan är fridlyst enligt 4 § artskyddsförordningen (2007:845) och ingår i förteckningen över prioriterade arter i Skogsstyrelsens föreskrifter och allmänna råd (SKSFS 2011:7) bilaga 4.</w:t>
+      </w:r>
+    </w:p>
+    <w:p>
+      <w:r>
+        <w:t xml:space="preserve">I Skogsstyrelsens vägledning för hänsyn till fåglar står bland annat att: </w:t>
+      </w:r>
+      <w:r>
+        <w:rPr>
+          <w:i/>
+        </w:rPr>
+        <w:t>“Reviren är livslånga med hemområden som varierar mellan 50 och 150 ha. Hemområdena har inga fasta gränser utan det handlar mera om de yttre gränserna för familjegruppernas rörelser. Lavskrikan undviker att förflytta sig över stora öppna områden och hemområdesstorleken är därför större i områden fragmenterade av hyggen och yngre skog än i områden med i sammanhängande äldre skog. Det finns studier som antyder att det inom ett revir bör finnas maximalt 15 % öppna ytor och ungskog. Inom ett revir av hög kvalitet finns det som regel ett eller flera kärnområden (1–20 ha) med relativt tät flerskiktad granskog.”</w:t>
+      </w:r>
+      <w:r>
+        <w:t xml:space="preserve"> Vidare att: </w:t>
+      </w:r>
+      <w:r>
+        <w:rPr>
+          <w:i/>
+        </w:rPr>
+        <w:t>“Arten missgynnas när flerskiktad skog omförs till enskiktade bestånd. Även skogsskötsel med återkommande röjning och hård gallring är starkt negativt. Lavskrikan har relativt stora hemområden och försvinner när den äldre skogen fragmenteras, särskilt allvarligt är när kärnområdena avverkas.”</w:t>
+      </w:r>
+      <w:r>
+        <w:t xml:space="preserve"> (Skogsstyrelsen 2016).</w:t>
+      </w:r>
+    </w:p>
+    <w:p>
+      <w:r>
+        <w:t>Populationen har minskat med 20–40 % de senaste 30 åren, men i Svensk Fågeltaxerings standardrutter varierar antalet kraftigt och ingen minskning kan skönjas de senaste 18 åren. Arten försvinner successivt framför allt vid dess utbredningsgränser (SLU Artdatabanken, 2022).</w:t>
+      </w:r>
+    </w:p>
+    <w:p>
+      <w:pPr>
+        <w:pStyle w:val="Heading2"/>
+      </w:pPr>
+      <w:r>
+        <w:t>Referenser – lavskrika</w:t>
+      </w:r>
+    </w:p>
+    <w:p>
+      <w:r>
+        <w:t xml:space="preserve">Skogsstyrelsen, 2016. </w:t>
+      </w:r>
+      <w:r>
+        <w:rPr>
+          <w:i/>
+        </w:rPr>
+        <w:t xml:space="preserve">Vägledning för hänsyn till fåglar – lavskrika. </w:t>
+      </w:r>
+      <w:r>
+        <w:t>https://www.skogsstyrelsen.se/globalassets/lag-och-tillsyn/artskydd/vagledningar-for-hansyn-till-faglar/lavskrika-vagledning-hansyn.pdf</w:t>
+      </w:r>
+    </w:p>
+    <w:p>
+      <w:r>
+        <w:t xml:space="preserve">SLU Artdatabanken, 2021. </w:t>
+      </w:r>
+      <w:r>
+        <w:rPr>
+          <w:i/>
+        </w:rPr>
+        <w:t xml:space="preserve">Artfaktablad. Naturvård – artfakta. </w:t>
+      </w:r>
+      <w:r>
+        <w:t>SLU Artdatabanken, Uppsala</w:t>
       </w:r>
     </w:p>
     <w:p>
@@ -836,7 +997,7 @@
     <w:r>
       <w:tab/>
       <w:tab/>
-      <w:t>2025-12-06</w:t>
+      <w:t>2025-12-07</w:t>
       <w:br/>
       <w:br/>
     </w:r>

--- a/tillsyn/A 55492-2025 tillsynsbegäran.docx
+++ b/tillsyn/A 55492-2025 tillsynsbegäran.docx
@@ -997,7 +997,7 @@
     <w:r>
       <w:tab/>
       <w:tab/>
-      <w:t>2025-12-07</w:t>
+      <w:t>2025-12-08</w:t>
       <w:br/>
       <w:br/>
     </w:r>

--- a/tillsyn/A 55492-2025 tillsynsbegäran.docx
+++ b/tillsyn/A 55492-2025 tillsynsbegäran.docx
@@ -35,7 +35,7 @@
     </w:p>
     <w:p>
       <w:r>
-        <w:t>I avverkningsanmälan har följande 19 naturvårdsarter hittats: doftskinn (NT), gammelgransskål (NT), garnlav (NT), granticka (NT), harticka (NT), lunglav (NT), skrovellav (NT), spillkråka (NT, §4), talltita (NT, §4), tretåig hackspett (NT, §4), ullticka (NT), vitgrynig nållav (NT), korallrot (S, §8), luddlav (S), stuplav (S), trådticka (S), vedticka (S), lavskrika (§4) och revlummer (§9). Av dessa är 12 rödlistade. För rödlistade arter har rödlistekategorin angivits inom parentes. Arter som är signalarter enligt Skogsstyrelsen har markerats med (S). För fridlysta arter anges även paragrafen i Artskyddsförordningen som arten är fridlyst enligt.</w:t>
+        <w:t>I avverkningsanmälan har följande 28 naturvårdsarter hittats: skuggnål (VU), tallbit (VU, §4), brunpudrad nållav (NT), doftskinn (NT), gammelgransskål (NT), garnlav (NT), granticka (NT), gränsticka (NT), harticka (NT), järpe (NT, §4), liten svartspik (NT), lunglav (NT), skrovellav (NT), spillkråka (NT, §4), stjärntagging (NT), talltita (NT, §4), tretåig hackspett (NT, §4), ullticka (NT), vitgrynig nållav (NT), barkkornlav (S), korallrot (S, §8), luddlav (S), stuplav (S), trådticka (S), vedticka (S), gråspett (§4), lavskrika (§4) och revlummer (§9). Av dessa är 19 rödlistade. För rödlistade arter har rödlistekategorin angivits inom parentes. Arter som är signalarter enligt Skogsstyrelsen har markerats med (S). För fridlysta arter anges även paragrafen i Artskyddsförordningen som arten är fridlyst enligt.</w:t>
       </w:r>
     </w:p>
     <w:p>
@@ -95,6 +95,17 @@
         <w:rPr>
           <w:b/>
         </w:rPr>
+        <w:t>Brunpudrad nållav (NT)</w:t>
+      </w:r>
+      <w:r>
+        <w:t xml:space="preserve"> är beroende av hög, jämn luftfuktighet och kan påträffas i fuktiga skogar av naturskogskaraktär, ofta i sumpgranskog eller andra sumpskogar. Arten är placerad högst upp i Skogsstyrelsens värdepyramid för bedömning av skog med höga naturvärden och förekomster bör undantas från skogsbruksåtgärder (SLU Artdatabanken, 2024; Nitare &amp; Skogsstyrelsen, 2019).</w:t>
+      </w:r>
+    </w:p>
+    <w:p>
+      <w:r>
+        <w:rPr>
+          <w:b/>
+        </w:rPr>
         <w:t>Doftskinn (NT)</w:t>
       </w:r>
       <w:r>
@@ -139,10 +150,32 @@
         <w:rPr>
           <w:b/>
         </w:rPr>
+        <w:t>Gränsticka (NT)</w:t>
+      </w:r>
+      <w:r>
+        <w:t xml:space="preserve"> är en mycket bra signalart inom hela sitt utbredningsområde. Den är huvudsakligen knuten till restbestånd av barrnaturskog och förekommer med ett tydligt optimum i orörda eller måttligt påverkade gamla granskogar där det föreligger långvarig kontinuitet av grov död ved. Lokaler som hyser arten, speciellt i mellersta och södra Sverige, bör undantas från skogsbruk (SLU Artdatabanken, 2024; Nitare &amp; Skogsstyrelsen, 2019).</w:t>
+      </w:r>
+    </w:p>
+    <w:p>
+      <w:r>
+        <w:rPr>
+          <w:b/>
+        </w:rPr>
         <w:t>Harticka (NT)</w:t>
       </w:r>
       <w:r>
         <w:t xml:space="preserve"> är normalt en mycket bra signalart för granskogar med höga naturvärden. Även när svampen påträffas i mer påverkade skogar är det nästan alltid fråga om skogsmiljöer i sena successionsstadier med höga naturvärden. Skogsskötselåtgärder på eller i omedelbar närhet av växtplatserna kan innebära ett hot mot arten (SLU Artdatabanken, 2024; Nitare &amp; Skogsstyrelsen, 2019).</w:t>
+      </w:r>
+    </w:p>
+    <w:p>
+      <w:r>
+        <w:rPr>
+          <w:b/>
+        </w:rPr>
+        <w:t>Liten svartspik (NT)</w:t>
+      </w:r>
+      <w:r>
+        <w:t xml:space="preserve"> växer på granbark i boreala barrskogar med lång trädkontinuitet och hög luftfuktighet. Orsaken till tillbakagången beror på främst på slutavverkningar av naturskogsartade granskogar. Bestånd med riklig förekomst av liten svartspik bör regelmässigt sparas. Naturhänsyn i samband med slutavverkning måste ske så att man undviker uttorkningseffekter (SLU Artdatabanken, 2024).</w:t>
       </w:r>
     </w:p>
     <w:p>
@@ -192,6 +225,28 @@
       </w:r>
       <w:r>
         <w:t xml:space="preserve"> (EN) (SLU Artdatabanken, 2024; Nitare &amp; Skogsstyrelsen, 2019).</w:t>
+      </w:r>
+    </w:p>
+    <w:p>
+      <w:r>
+        <w:rPr>
+          <w:b/>
+        </w:rPr>
+        <w:t xml:space="preserve">Skuggnål (VU) </w:t>
+      </w:r>
+      <w:r>
+        <w:t>växer främst vid basen av gamla grova granar i gamla boreala barrskogar med hög bonitet och mycket hög luftfuktighet. Minskningstakten har uppgått till 30 (20–50) % under de senaste 50 åren och överstiger gränsvärdet för Sårbar (VU) enligt A-kriteriet. (A2bc+4bc). Vid skogliga inventeringar är skuggnål en art som måste eftersökas och dess växtplatser ska bedömas som nyckelbiotoper (SLU Artdatabanken, 2024).</w:t>
+      </w:r>
+    </w:p>
+    <w:p>
+      <w:r>
+        <w:rPr>
+          <w:b/>
+        </w:rPr>
+        <w:t>Stjärntagging (NT)</w:t>
+      </w:r>
+      <w:r>
+        <w:t xml:space="preserve"> signalerar inom hela sitt utbredningsområde höga naturvärden. Svampen är uttorkningskänslig och beroende av ett oförändrat fuktigt mikroklimat. Den är även beroende av en ständig tillgång på död ved i olika nedbrytningsstadier, dock ej nödvändigtvis grova träd. Tidigare påverkan på miljön måste dock ha varit så skonsam att det naturliga skogsekosystemet till stora delar har bevarats. Minskningstakten för den svenska populationen bedöms vara nära gränsvärdet för Sårbar (VU) (SLU Artdatabanken, 2024; Nitare &amp; Skogsstyrelsen, 2019).</w:t>
       </w:r>
     </w:p>
     <w:p>
@@ -264,7 +319,7 @@
     </w:p>
     <w:p>
       <w:r>
-        <w:t>Följande fridlysta arter har sina livsmiljöer och växtplatser i den avverkningsanmälda skogen: spillkråka (NT, §4), talltita (NT, §4), tretåig hackspett (NT, §4), korallrot (S, §8), lavskrika (§4) och revlummer (§9).</w:t>
+        <w:t>Följande fridlysta arter har sina livsmiljöer och växtplatser i den avverkningsanmälda skogen: tallbit (VU, §4), järpe (NT, §4), spillkråka (NT, §4), talltita (NT, §4), tretåig hackspett (NT, §4), korallrot (S, §8), gråspett (§4), lavskrika (§4) och revlummer (§9).</w:t>
       </w:r>
     </w:p>
     <w:p>
@@ -286,6 +341,17 @@
         <w:rPr>
           <w:b/>
         </w:rPr>
+        <w:t>Järpe (NT, §4)</w:t>
+      </w:r>
+      <w:r>
+        <w:t>, rödlistad som nära hotad och prioriterad art i Skogsvårdslagen har häckningsrevir i avverkningsanmälan. Arten har minskat med 25 (10–40) % under de senaste 12 åren och är mycket stationär inom sitt revir som är minst 25 hektar stort. Dess livsmiljöer utgörs av tät barrskog med inblandning av lövträd och en väl utvecklad flerskiktad struktur med bärris och yngre eller undertryckta, täta granar i ett lägre skikt, ofta utmed bäckar och åar inne i den skyddande granskogen. Järpen överlever inte om dess livsmiljö kalavverkas och är även känslig för röjning, gallring och avverkning där unga granar och lövträd inte sparas i tillräcklig omfattning (SLU Artdatabanken, 2022).</w:t>
+      </w:r>
+    </w:p>
+    <w:p>
+      <w:r>
+        <w:rPr>
+          <w:b/>
+        </w:rPr>
         <w:t>Korallrot (§8)</w:t>
       </w:r>
       <w:r>
@@ -312,6 +378,17 @@
       </w:r>
       <w:r>
         <w:t xml:space="preserve"> är rödlistad som nära hotad och ingår i bilaga 1 i EU:s fågeldirektiv. Den minskar i population på grund av minskad tillgång på lämpliga bo- och födoträd och minskad födotillgång. Spillkråkans minskningstakt har uppgått till 19 (24–10) % under de senaste 15 åren. Minskningstakten för den svenska populationen bedöms vara nära gränsvärdet för Sårbar (VU) (A2bc). Skogsbruk med korta omloppstider och täta, homogena ungskogar utgör det största hotet, (SLU Artdatabanken, 2023).</w:t>
+      </w:r>
+    </w:p>
+    <w:p>
+      <w:r>
+        <w:rPr>
+          <w:b/>
+        </w:rPr>
+        <w:t>Tallbit (VU, §4)</w:t>
+      </w:r>
+      <w:r>
+        <w:t>, rödlistad som sårbar och prioriterad art i Skogsvårdslagen, har minskat med 25–75 % de senaste 30 åren. Tallbit ställer höga krav på sin livsmiljö och permanent förekomst av häckande tallbit finns huvudsakligen i gammal grandominerad barrblandskog av naturskogskaraktär. Reviren är relativt stora (12–75 hektar) och arten saknas i områden med storskaligt skogsbruk med hög andel stora hyggen och täta ungskogar. Områden med dokumenterad permanent förekomst har vanligtvis så stora naturvärden att skogsbruk är olämpligt (SLU Artdatabanken, 2024; Skogsstyrelsen, 2016). Observationer av tallbit i naturskog eller under häckningstid måste alltid utredas.</w:t>
       </w:r>
     </w:p>
     <w:p>
@@ -361,40 +438,17 @@
         <w:pStyle w:val="Heading1"/>
       </w:pPr>
       <w:r>
-        <w:t>Lavskrika – ekologi samt krav på livsmiljön</w:t>
+        <w:t>Järpe – ekologi samt krav på livsmiljön</w:t>
       </w:r>
     </w:p>
     <w:p>
       <w:r>
-        <w:t>Lavskrikan är fridlyst enligt 4 § artskyddsförordningen (2007:845) och ingår i förteckningen över prioriterade arter i Skogsstyrelsens föreskrifter och allmänna råd (SKSFS 2011:7) bilaga 4.</w:t>
+        <w:t>Järpe är rödlistad som nära hotad (NT), fridlyst enligt 4§ Artskyddsförordningen och prioriterad art i Skogsvårdslagen. Järpen, som minskat med 25 (10–40) % under de senaste 12 åren, har sina livsmiljöer i tät barrskog med inblandning av lövträd och en väl utvecklad flerskiktad struktur med bärris och yngre eller undertryckta, täta granar i ett lägre skikt, ofta utmed bäckar och åar inne i den skyddande granskogen.</w:t>
       </w:r>
     </w:p>
     <w:p>
       <w:r>
-        <w:t xml:space="preserve">I Skogsstyrelsens vägledning för hänsyn till fåglar står bland annat att: </w:t>
-      </w:r>
-      <w:r>
-        <w:rPr>
-          <w:i/>
-        </w:rPr>
-        <w:t>“Reviren är livslånga med hemområden som varierar mellan 50 och 150 ha. Hemområdena har inga fasta gränser utan det handlar mera om de yttre gränserna för familjegruppernas rörelser. Lavskrikan undviker att förflytta sig över stora öppna områden och hemområdesstorleken är därför större i områden fragmenterade av hyggen och yngre skog än i områden med i sammanhängande äldre skog. Det finns studier som antyder att det inom ett revir bör finnas maximalt 15 % öppna ytor och ungskog. Inom ett revir av hög kvalitet finns det som regel ett eller flera kärnområden (1–20 ha) med relativt tät flerskiktad granskog.”</w:t>
-      </w:r>
-      <w:r>
-        <w:t xml:space="preserve"> Vidare att: </w:t>
-      </w:r>
-      <w:r>
-        <w:rPr>
-          <w:i/>
-        </w:rPr>
-        <w:t>“Arten missgynnas när flerskiktad skog omförs till enskiktade bestånd. Även skogsskötsel med återkommande röjning och hård gallring är starkt negativt. Lavskrikan har relativt stora hemområden och försvinner när den äldre skogen fragmenteras, särskilt allvarligt är när kärnområdena avverkas.”</w:t>
-      </w:r>
-      <w:r>
-        <w:t xml:space="preserve"> (Skogsstyrelsen 2016).</w:t>
-      </w:r>
-    </w:p>
-    <w:p>
-      <w:r>
-        <w:t>Populationen har minskat med 20–40 % de senaste 30 åren, men i Svensk Fågeltaxerings standardrutter varierar antalet kraftigt och ingen minskning kan skönjas de senaste 18 åren. Arten försvinner successivt framför allt vid dess utbredningsgränser (SLU Artdatabanken, 2022).</w:t>
+        <w:t>Arten behöver lämpliga skogsbestånd om sammanlagt minst 25 hektar. Den är mycket stationär inom sitt revir och när ett par etablerat sig stannar de så länge miljön är intakt. Den undviker öppen mark och förﬂyttar sig sällan över större öppna myrar eller åkermark, och är därför känslig för fragmentering. Järpen överlever inte om dess livsmiljö kalavverkas och är även känslig för röjning, gallring och avverkning där unga granar och lövträd inte sparas i tillräcklig omfattning (SLU Artdatabanken, 2022).</w:t>
       </w:r>
     </w:p>
     <w:p>
@@ -402,26 +456,12 @@
         <w:pStyle w:val="Heading2"/>
       </w:pPr>
       <w:r>
-        <w:t>Referenser – lavskrika</w:t>
+        <w:t>Referenser – järpe</w:t>
       </w:r>
     </w:p>
     <w:p>
       <w:r>
-        <w:t xml:space="preserve">Skogsstyrelsen, 2016. </w:t>
-      </w:r>
-      <w:r>
-        <w:rPr>
-          <w:i/>
-        </w:rPr>
-        <w:t xml:space="preserve">Vägledning för hänsyn till fåglar – lavskrika. </w:t>
-      </w:r>
-      <w:r>
-        <w:t>https://www.skogsstyrelsen.se/globalassets/lag-och-tillsyn/artskydd/vagledningar-for-hansyn-till-faglar/lavskrika-vagledning-hansyn.pdf</w:t>
-      </w:r>
-    </w:p>
-    <w:p>
-      <w:r>
-        <w:t xml:space="preserve">SLU Artdatabanken, 2021. </w:t>
+        <w:t xml:space="preserve">SLU Artdatabanken, 2022. </w:t>
       </w:r>
       <w:r>
         <w:rPr>
@@ -438,62 +478,40 @@
         <w:pStyle w:val="Heading1"/>
       </w:pPr>
       <w:r>
-        <w:t>Lunglav – ekologi samt krav på livsmiljön</w:t>
+        <w:t>Lavskrika – ekologi samt krav på livsmiljön</w:t>
       </w:r>
     </w:p>
     <w:p>
       <w:r>
-        <w:t>Lunglav (NT) är en av vårt lands främsta signalarter som överallt indikerar gamla lövträd, skogsbestånd med höga naturvärden och ekosystem med lång skoglig kontinuitet. Lokalt kan förekomsten vara mycket riklig men den hittas nästan enbart i gamla och ej slutavverkade skogar. Artens samtliga förekomster bör uppmärksammas från naturvårdssynpunkt, då många lokaler även hyser andra ovanliga och rödlistade arter. Rikliga förekomster bör skyddas med biotopskydd, frivilliga avsättningar eller reservat (SLU Artdatabanken, 2024; Nitare &amp; Skogsstyrelsen, 2019).</w:t>
+        <w:t>Lavskrikan är fridlyst enligt 4 § artskyddsförordningen (2007:845) och ingår i förteckningen över prioriterade arter i Skogsstyrelsens föreskrifter och allmänna råd (SKSFS 2011:7) bilaga 4.</w:t>
       </w:r>
     </w:p>
     <w:p>
       <w:r>
-        <w:t xml:space="preserve">På lunglav kan man sällsynt finna små svarta skivlika bildningar som liknar apothecier men som är en parasitisk svamp, Lunglavsknapp </w:t>
+        <w:t xml:space="preserve">I Skogsstyrelsens vägledning för hänsyn till fåglar står bland annat att: </w:t>
       </w:r>
       <w:r>
         <w:rPr>
           <w:i/>
         </w:rPr>
-        <w:t>Plectocarpon lichenum</w:t>
-      </w:r>
-      <w:r>
-        <w:t xml:space="preserve"> (VU). Det finns ytterligare ett antal parasiter vilka bara förekommer på lunglav: Skrovelmössing </w:t>
+        <w:t>“Reviren är livslånga med hemområden som varierar mellan 50 och 150 ha. Hemområdena har inga fasta gränser utan det handlar mera om de yttre gränserna för familjegruppernas rörelser. Lavskrikan undviker att förflytta sig över stora öppna områden och hemområdesstorleken är därför större i områden fragmenterade av hyggen och yngre skog än i områden med i sammanhängande äldre skog. Det finns studier som antyder att det inom ett revir bör finnas maximalt 15 % öppna ytor och ungskog. Inom ett revir av hög kvalitet finns det som regel ett eller flera kärnområden (1–20 ha) med relativt tät flerskiktad granskog.”</w:t>
+      </w:r>
+      <w:r>
+        <w:t xml:space="preserve"> Vidare att: </w:t>
       </w:r>
       <w:r>
         <w:rPr>
           <w:i/>
         </w:rPr>
-        <w:t>Dactylospora lobariella</w:t>
-      </w:r>
-      <w:r>
-        <w:t xml:space="preserve"> (rödlistad som Kunskapsbrist DD) och Lunglavshårprick </w:t>
-      </w:r>
-      <w:r>
-        <w:rPr>
-          <w:i/>
-        </w:rPr>
-        <w:t>Niesslia lobariae</w:t>
-      </w:r>
-      <w:r>
-        <w:t xml:space="preserve"> (rödlistad som Kunskapsbrist DD). Skrovelmössing (DD) har små svarta apothecier och bruna, 1-septerade sporer och Lunglavshårprick (DD) har brunhåriga perithecier och färglösa, 1-septerade sporer. Nyligen har ytterligare två lavparasiter påträffats i Sverige som växer på lunglav: </w:t>
-      </w:r>
-      <w:r>
-        <w:rPr>
-          <w:i/>
-        </w:rPr>
-        <w:t>Calycina alstrupii</w:t>
-      </w:r>
-      <w:r>
-        <w:t xml:space="preserve"> (NA) och </w:t>
-      </w:r>
-      <w:r>
-        <w:rPr>
-          <w:i/>
-        </w:rPr>
-        <w:t>Chalara lobariae</w:t>
-      </w:r>
-      <w:r>
-        <w:t xml:space="preserve"> (NA) (SLU Artdatabanken, 2025; SLU Artdatabanken, 2024; Nitare &amp; Skogsstyrelsen, 2019).</w:t>
+        <w:t>“Arten missgynnas när flerskiktad skog omförs till enskiktade bestånd. Även skogsskötsel med återkommande röjning och hård gallring är starkt negativt. Lavskrikan har relativt stora hemområden och försvinner när den äldre skogen fragmenteras, särskilt allvarligt är när kärnområdena avverkas.”</w:t>
+      </w:r>
+      <w:r>
+        <w:t xml:space="preserve"> (Skogsstyrelsen 2016).</w:t>
+      </w:r>
+    </w:p>
+    <w:p>
+      <w:r>
+        <w:t>Populationen har minskat med 20–40 % de senaste 30 åren, men i Svensk Fågeltaxerings standardrutter varierar antalet kraftigt och ingen minskning kan skönjas de senaste 18 åren. Arten försvinner successivt framför allt vid dess utbredningsgränser (SLU Artdatabanken, 2022).</w:t>
       </w:r>
     </w:p>
     <w:p>
@@ -501,26 +519,26 @@
         <w:pStyle w:val="Heading2"/>
       </w:pPr>
       <w:r>
-        <w:t>Referenser – lunglav</w:t>
+        <w:t>Referenser – lavskrika</w:t>
       </w:r>
     </w:p>
     <w:p>
       <w:r>
-        <w:t xml:space="preserve">Nitare, J. och Skogsstyrelsen, 2019. </w:t>
+        <w:t xml:space="preserve">Skogsstyrelsen, 2016. </w:t>
       </w:r>
       <w:r>
         <w:rPr>
           <w:i/>
         </w:rPr>
-        <w:t xml:space="preserve">Skyddsvärd skog – Naturvårdsarter och andra kriterier för naturvärdesbedömning. </w:t>
-      </w:r>
-      <w:r>
-        <w:t>Skogsstyrelsen.</w:t>
+        <w:t xml:space="preserve">Vägledning för hänsyn till fåglar – lavskrika. </w:t>
+      </w:r>
+      <w:r>
+        <w:t>https://www.skogsstyrelsen.se/globalassets/lag-och-tillsyn/artskydd/vagledningar-for-hansyn-till-faglar/lavskrika-vagledning-hansyn.pdf</w:t>
       </w:r>
     </w:p>
     <w:p>
       <w:r>
-        <w:t xml:space="preserve">SLU Artdatabanken, 2024. </w:t>
+        <w:t xml:space="preserve">SLU Artdatabanken, 2021. </w:t>
       </w:r>
       <w:r>
         <w:rPr>
@@ -529,21 +547,7 @@
         <w:t xml:space="preserve">Artfaktablad. Naturvård – artfakta. </w:t>
       </w:r>
       <w:r>
-        <w:t>SLU Artdatabanken, Uppsala.</w:t>
-      </w:r>
-    </w:p>
-    <w:p>
-      <w:r>
-        <w:t xml:space="preserve">SLU Artdatabanken, 2025. </w:t>
-      </w:r>
-      <w:r>
-        <w:rPr>
-          <w:i/>
-        </w:rPr>
-        <w:t xml:space="preserve">Över 20 nya lavparasiter för Sverige. </w:t>
-      </w:r>
-      <w:r>
-        <w:t>https://www.slu.se/artdatabanken/arter-och-natur/artiklar/over-20-nya-lavparasiter-for-sverige/</w:t>
+        <w:t>SLU Artdatabanken, Uppsala</w:t>
       </w:r>
     </w:p>
     <w:p>
@@ -551,17 +555,62 @@
         <w:pStyle w:val="Heading1"/>
       </w:pPr>
       <w:r>
-        <w:t>Spillkråka – ekologi samt krav på livsmiljön</w:t>
+        <w:t>Lunglav – ekologi samt krav på livsmiljön</w:t>
       </w:r>
     </w:p>
     <w:p>
       <w:r>
-        <w:t>Spillkråka (NT) är rödlistad som nära hotad, fridlyst enligt §4 Artskyddsförordningen och ingår i bilaga 1 i EU:s fågeldirektiv. Spillkråka lever i både barr- och blandskog liksom i ren lövskog. De tätaste populationerna tenderar att finnas i äldre, variationsrik blandskog med gott om död ved och gamla träd.</w:t>
+        <w:t>Lunglav (NT) är en av vårt lands främsta signalarter som överallt indikerar gamla lövträd, skogsbestånd med höga naturvärden och ekosystem med lång skoglig kontinuitet. Lokalt kan förekomsten vara mycket riklig men den hittas nästan enbart i gamla och ej slutavverkade skogar. Artens samtliga förekomster bör uppmärksammas från naturvårdssynpunkt, då många lokaler även hyser andra ovanliga och rödlistade arter. Rikliga förekomster bör skyddas med biotopskydd, frivilliga avsättningar eller reservat (SLU Artdatabanken, 2024; Nitare &amp; Skogsstyrelsen, 2019).</w:t>
       </w:r>
     </w:p>
     <w:p>
       <w:r>
-        <w:t>Varje par utnyttjar 400–1000 hektar skog beroende på skogens kvalitet. En minskning av populationen pågår på grund av minskad tillgång på lämpliga bo- och födoträd och minskad födotillgång. Spillkråkans minskningstakt har uppgått till 19 (24–10) % under de senaste 15 åren. Minskningstakten för den svenska populationen bedöms vara nära gränsvärdet för Sårbar (VU) (A2bc). Skogsbruk med korta omloppstider och täta, homogena ungskogar utgör det största hotet (Artdatabanken 2023).</w:t>
+        <w:t xml:space="preserve">På lunglav kan man sällsynt finna små svarta skivlika bildningar som liknar apothecier men som är en parasitisk svamp, Lunglavsknapp </w:t>
+      </w:r>
+      <w:r>
+        <w:rPr>
+          <w:i/>
+        </w:rPr>
+        <w:t>Plectocarpon lichenum</w:t>
+      </w:r>
+      <w:r>
+        <w:t xml:space="preserve"> (VU). Det finns ytterligare ett antal parasiter vilka bara förekommer på lunglav: Skrovelmössing </w:t>
+      </w:r>
+      <w:r>
+        <w:rPr>
+          <w:i/>
+        </w:rPr>
+        <w:t>Dactylospora lobariella</w:t>
+      </w:r>
+      <w:r>
+        <w:t xml:space="preserve"> (rödlistad som Kunskapsbrist DD) och Lunglavshårprick </w:t>
+      </w:r>
+      <w:r>
+        <w:rPr>
+          <w:i/>
+        </w:rPr>
+        <w:t>Niesslia lobariae</w:t>
+      </w:r>
+      <w:r>
+        <w:t xml:space="preserve"> (rödlistad som Kunskapsbrist DD). Skrovelmössing (DD) har små svarta apothecier och bruna, 1-septerade sporer och Lunglavshårprick (DD) har brunhåriga perithecier och färglösa, 1-septerade sporer. Nyligen har ytterligare två lavparasiter påträffats i Sverige som växer på lunglav: </w:t>
+      </w:r>
+      <w:r>
+        <w:rPr>
+          <w:i/>
+        </w:rPr>
+        <w:t>Calycina alstrupii</w:t>
+      </w:r>
+      <w:r>
+        <w:t xml:space="preserve"> (NA) och </w:t>
+      </w:r>
+      <w:r>
+        <w:rPr>
+          <w:i/>
+        </w:rPr>
+        <w:t>Chalara lobariae</w:t>
+      </w:r>
+      <w:r>
+        <w:t xml:space="preserve"> (NA) (SLU Artdatabanken, 2025; SLU Artdatabanken, 2024; Nitare &amp; Skogsstyrelsen, 2019).</w:t>
       </w:r>
     </w:p>
     <w:p>
@@ -569,12 +618,26 @@
         <w:pStyle w:val="Heading2"/>
       </w:pPr>
       <w:r>
-        <w:t>Referenser – spillkråka</w:t>
+        <w:t>Referenser – lunglav</w:t>
       </w:r>
     </w:p>
     <w:p>
       <w:r>
-        <w:t xml:space="preserve">SLU Artdatabanken, 2021. </w:t>
+        <w:t xml:space="preserve">Nitare, J. och Skogsstyrelsen, 2019. </w:t>
+      </w:r>
+      <w:r>
+        <w:rPr>
+          <w:i/>
+        </w:rPr>
+        <w:t xml:space="preserve">Skyddsvärd skog – Naturvårdsarter och andra kriterier för naturvärdesbedömning. </w:t>
+      </w:r>
+      <w:r>
+        <w:t>Skogsstyrelsen.</w:t>
+      </w:r>
+    </w:p>
+    <w:p>
+      <w:r>
+        <w:t xml:space="preserve">SLU Artdatabanken, 2024. </w:t>
       </w:r>
       <w:r>
         <w:rPr>
@@ -583,7 +646,125 @@
         <w:t xml:space="preserve">Artfaktablad. Naturvård – artfakta. </w:t>
       </w:r>
       <w:r>
+        <w:t>SLU Artdatabanken, Uppsala.</w:t>
+      </w:r>
+    </w:p>
+    <w:p>
+      <w:r>
+        <w:t xml:space="preserve">SLU Artdatabanken, 2025. </w:t>
+      </w:r>
+      <w:r>
+        <w:rPr>
+          <w:i/>
+        </w:rPr>
+        <w:t xml:space="preserve">Över 20 nya lavparasiter för Sverige. </w:t>
+      </w:r>
+      <w:r>
+        <w:t>https://www.slu.se/artdatabanken/arter-och-natur/artiklar/over-20-nya-lavparasiter-for-sverige/</w:t>
+      </w:r>
+    </w:p>
+    <w:p>
+      <w:pPr>
+        <w:pStyle w:val="Heading1"/>
+      </w:pPr>
+      <w:r>
+        <w:t>Spillkråka – ekologi samt krav på livsmiljön</w:t>
+      </w:r>
+    </w:p>
+    <w:p>
+      <w:r>
+        <w:t>Spillkråka (NT) är rödlistad som nära hotad, fridlyst enligt §4 Artskyddsförordningen och ingår i bilaga 1 i EU:s fågeldirektiv. Spillkråka lever i både barr- och blandskog liksom i ren lövskog. De tätaste populationerna tenderar att finnas i äldre, variationsrik blandskog med gott om död ved och gamla träd.</w:t>
+      </w:r>
+    </w:p>
+    <w:p>
+      <w:r>
+        <w:t>Varje par utnyttjar 400–1000 hektar skog beroende på skogens kvalitet. En minskning av populationen pågår på grund av minskad tillgång på lämpliga bo- och födoträd och minskad födotillgång. Spillkråkans minskningstakt har uppgått till 19 (24–10) % under de senaste 15 åren. Minskningstakten för den svenska populationen bedöms vara nära gränsvärdet för Sårbar (VU) (A2bc). Skogsbruk med korta omloppstider och täta, homogena ungskogar utgör det största hotet (Artdatabanken 2023).</w:t>
+      </w:r>
+    </w:p>
+    <w:p>
+      <w:pPr>
+        <w:pStyle w:val="Heading2"/>
+      </w:pPr>
+      <w:r>
+        <w:t>Referenser – spillkråka</w:t>
+      </w:r>
+    </w:p>
+    <w:p>
+      <w:r>
+        <w:t xml:space="preserve">SLU Artdatabanken, 2021. </w:t>
+      </w:r>
+      <w:r>
+        <w:rPr>
+          <w:i/>
+        </w:rPr>
+        <w:t xml:space="preserve">Artfaktablad. Naturvård – artfakta. </w:t>
+      </w:r>
+      <w:r>
         <w:t>SLU Artdatabanken, Uppsala</w:t>
+      </w:r>
+    </w:p>
+    <w:p>
+      <w:pPr>
+        <w:pStyle w:val="Heading1"/>
+      </w:pPr>
+      <w:r>
+        <w:t>Tallbit – ekologi samt krav på livsmiljön</w:t>
+      </w:r>
+    </w:p>
+    <w:p>
+      <w:r>
+        <w:t>Tallbit (VU, §4) är rödlistad som sårbar och prioriterad art enligt Skogsvårdslagen. Arten har minskat med 25–75 % de senaste 30 åren och minskningstakten överstiger gränsvärdet för Sårbar (VU) enligt A-kriteriet. (A4bc). Den förekommer från norra Dalarna och norrut genom de inre delarna av Norrland, norrut till norra Norrbotten. Området med regelbunden förekomst har kraftigt reducerats och 90 % av populationen förekommer numera i Norrbottens län (SLU Artdatabanken, 2024).</w:t>
+      </w:r>
+    </w:p>
+    <w:p>
+      <w:r>
+        <w:t>Tallbit ställer höga krav på sin livsmiljö och permanent förekomst av häckande tallbit finns huvudsakligen i gammal grandominerad barrblandskog av naturskogskaraktär med inslag av björk, gråal, rönn och viden, påfallande ofta i områden med inslag av myrmark och små vattendrag. Reviren är relativt stora (12–75 hektar enligt befintliga studier) och arten saknas i områden med storskaligt skogsbruk med hög andel stora hyggen och täta ungskogar. Områden med dokumenterad permanent förekomst har ofta så stora naturvärden att skogsbruk är olämpligt (SLU Artdatabanken, 2024; Skogsstyrelsen, 2016).</w:t>
+      </w:r>
+    </w:p>
+    <w:p>
+      <w:r>
+        <w:t>Arealerna grandominerad naturskog har i stora delar av landet blivit allt för små, och bestånden är dessutom i många fall allt för isolerade, för att kunna upprätthålla stabila populationer. Omdaningen av naturskogsartad skog till produktionsskog medför en förlust av viktiga häckningsmiljöer, något som förstärks av ökad fragmentering av kvarvarande naturskogsartade bestånd. Områden med dokumenterad permanent förekomst i naturskogsmiljöer kan ha så stora naturvärden att de bör bli föremål för områdesskydd eller naturvårdsavsättningar (Skogsstyrelsen, 2016).</w:t>
+      </w:r>
+    </w:p>
+    <w:p>
+      <w:r>
+        <w:t>Tallbiten flyttar normalt endast begränsade sträckor inom norra barrskogsregionen och de flesta vintrar ses den endast i mycket liten omfattning utanför häckningsområdet. Med långa och oregelbundna mellanrum uppträder tallbiten invasionsaktigt och i samband med sådana rörelser kan den observeras i stora delar av Sverige (SLU Artdatabanken, 2024).</w:t>
+      </w:r>
+    </w:p>
+    <w:p>
+      <w:pPr>
+        <w:pStyle w:val="Heading2"/>
+      </w:pPr>
+      <w:r>
+        <w:t>Referenser – tallbit</w:t>
+      </w:r>
+    </w:p>
+    <w:p>
+      <w:r>
+        <w:t xml:space="preserve">Skogsstyrelsen, 2016. </w:t>
+      </w:r>
+      <w:r>
+        <w:rPr>
+          <w:i/>
+        </w:rPr>
+        <w:t xml:space="preserve">Vägledning för hänsyn till tallbit. </w:t>
+      </w:r>
+      <w:r>
+        <w:t>Vägledningar och kunskapsstöd artskydd - Skogsstyrelsen</w:t>
+      </w:r>
+    </w:p>
+    <w:p>
+      <w:r>
+        <w:t>SLU Artdatabanken, 2024.</w:t>
+      </w:r>
+      <w:r>
+        <w:rPr>
+          <w:i/>
+        </w:rPr>
+        <w:t xml:space="preserve"> Artfakta: tallbit (Pinicola enucleator). </w:t>
+      </w:r>
+      <w:r>
+        <w:t>https://artfakta.se/taxa/102125</w:t>
       </w:r>
     </w:p>
     <w:p>
@@ -997,7 +1178,7 @@
     <w:r>
       <w:tab/>
       <w:tab/>
-      <w:t>2025-12-08</w:t>
+      <w:t>2025-12-09</w:t>
       <w:br/>
       <w:br/>
     </w:r>

--- a/tillsyn/A 55492-2025 tillsynsbegäran.docx
+++ b/tillsyn/A 55492-2025 tillsynsbegäran.docx
@@ -1178,7 +1178,7 @@
     <w:r>
       <w:tab/>
       <w:tab/>
-      <w:t>2025-12-09</w:t>
+      <w:t>2025-12-10</w:t>
       <w:br/>
       <w:br/>
     </w:r>

--- a/tillsyn/A 55492-2025 tillsynsbegäran.docx
+++ b/tillsyn/A 55492-2025 tillsynsbegäran.docx
@@ -1178,7 +1178,7 @@
     <w:r>
       <w:tab/>
       <w:tab/>
-      <w:t>2025-12-10</w:t>
+      <w:t>2025-12-11</w:t>
       <w:br/>
       <w:br/>
     </w:r>

--- a/tillsyn/A 55492-2025 tillsynsbegäran.docx
+++ b/tillsyn/A 55492-2025 tillsynsbegäran.docx
@@ -1178,7 +1178,7 @@
     <w:r>
       <w:tab/>
       <w:tab/>
-      <w:t>2025-12-11</w:t>
+      <w:t>2025-12-12</w:t>
       <w:br/>
       <w:br/>
     </w:r>

--- a/tillsyn/A 55492-2025 tillsynsbegäran.docx
+++ b/tillsyn/A 55492-2025 tillsynsbegäran.docx
@@ -1178,7 +1178,7 @@
     <w:r>
       <w:tab/>
       <w:tab/>
-      <w:t>2025-12-12</w:t>
+      <w:t>2025-12-13</w:t>
       <w:br/>
       <w:br/>
     </w:r>

--- a/tillsyn/A 55492-2025 tillsynsbegäran.docx
+++ b/tillsyn/A 55492-2025 tillsynsbegäran.docx
@@ -1178,7 +1178,7 @@
     <w:r>
       <w:tab/>
       <w:tab/>
-      <w:t>2025-12-19</w:t>
+      <w:t>2025-12-20</w:t>
       <w:br/>
       <w:br/>
     </w:r>

--- a/tillsyn/A 55492-2025 tillsynsbegäran.docx
+++ b/tillsyn/A 55492-2025 tillsynsbegäran.docx
@@ -1178,7 +1178,7 @@
     <w:r>
       <w:tab/>
       <w:tab/>
-      <w:t>2025-12-20</w:t>
+      <w:t>2025-12-21</w:t>
       <w:br/>
       <w:br/>
     </w:r>

--- a/tillsyn/A 55492-2025 tillsynsbegäran.docx
+++ b/tillsyn/A 55492-2025 tillsynsbegäran.docx
@@ -1178,7 +1178,7 @@
     <w:r>
       <w:tab/>
       <w:tab/>
-      <w:t>2025-12-21</w:t>
+      <w:t>2025-12-22</w:t>
       <w:br/>
       <w:br/>
     </w:r>

--- a/tillsyn/A 55492-2025 tillsynsbegäran.docx
+++ b/tillsyn/A 55492-2025 tillsynsbegäran.docx
@@ -1178,7 +1178,7 @@
     <w:r>
       <w:tab/>
       <w:tab/>
-      <w:t>2025-12-22</w:t>
+      <w:t>2025-12-26</w:t>
       <w:br/>
       <w:br/>
     </w:r>

--- a/tillsyn/A 55492-2025 tillsynsbegäran.docx
+++ b/tillsyn/A 55492-2025 tillsynsbegäran.docx
@@ -344,7 +344,7 @@
         <w:t>Järpe (NT, §4)</w:t>
       </w:r>
       <w:r>
-        <w:t>, rödlistad som nära hotad och prioriterad art i Skogsvårdslagen har häckningsrevir i avverkningsanmälan. Arten har minskat med 25 (10–40) % under de senaste 12 åren och är mycket stationär inom sitt revir som är minst 25 hektar stort. Dess livsmiljöer utgörs av tät barrskog med inblandning av lövträd och en väl utvecklad flerskiktad struktur med bärris och yngre eller undertryckta, täta granar i ett lägre skikt, ofta utmed bäckar och åar inne i den skyddande granskogen. Järpen överlever inte om dess livsmiljö kalavverkas och är även känslig för röjning, gallring och avverkning där unga granar och lövträd inte sparas i tillräcklig omfattning (SLU Artdatabanken, 2022).</w:t>
+        <w:t>, som är rödlistad som nära hotad och upptagen i bilaga 1 och 2 EU:s fågeldirektiv, har häckningsrevir i avverkningsanmälan. Arten har minskat med 25 (10–40) % under de senaste 12 åren och är mycket stationär inom sitt revir som är minst 25 hektar stort. Dess livsmiljöer utgörs av tät barrskog med inblandning av lövträd och en väl utvecklad flerskiktad struktur med bärris och yngre eller undertryckta, täta granar i ett lägre skikt, ofta utmed bäckar och åar inne i den skyddande granskogen. Järpen överlever inte om dess livsmiljö kalavverkas och är även känslig för röjning, gallring och avverkning där unga granar och lövträd inte sparas i tillräcklig omfattning. Minskningstakten för den svenska populationen bedöms vara nära gränsvärdet för Sårbar (VU). (A2b)  (SLU Artdatabanken, 2022).</w:t>
       </w:r>
     </w:p>
     <w:p>
@@ -443,12 +443,12 @@
     </w:p>
     <w:p>
       <w:r>
-        <w:t>Järpe är rödlistad som nära hotad (NT), fridlyst enligt 4§ Artskyddsförordningen och prioriterad art i Skogsvårdslagen. Järpen, som minskat med 25 (10–40) % under de senaste 12 åren, har sina livsmiljöer i tät barrskog med inblandning av lövträd och en väl utvecklad flerskiktad struktur med bärris och yngre eller undertryckta, täta granar i ett lägre skikt, ofta utmed bäckar och åar inne i den skyddande granskogen.</w:t>
+        <w:t>Järpe är rödlistad som nära hotad (NT), fridlyst enligt 4§ Artskyddsförordningen och upptagen i bilaga 1 och 2 EU:s fågeldirektiv. Järpen, som minskat med 25 (10–40) % under de senaste 12 åren, har sina livsmiljöer i tät barrskog med inblandning av lövträd och en väl utvecklad flerskiktad struktur med bärris och yngre eller undertryckta, täta granar i ett lägre skikt, ofta utmed bäckar och åar inne i den skyddande granskogen (SLU Artdatabanken, 2022).</w:t>
       </w:r>
     </w:p>
     <w:p>
       <w:r>
-        <w:t>Arten behöver lämpliga skogsbestånd om sammanlagt minst 25 hektar. Den är mycket stationär inom sitt revir och när ett par etablerat sig stannar de så länge miljön är intakt. Den undviker öppen mark och förﬂyttar sig sällan över större öppna myrar eller åkermark, och är därför känslig för fragmentering. Järpen överlever inte om dess livsmiljö kalavverkas och är även känslig för röjning, gallring och avverkning där unga granar och lövträd inte sparas i tillräcklig omfattning (SLU Artdatabanken, 2022).</w:t>
+        <w:t>Arten behöver lämpliga skogsbestånd om sammanlagt minst 25 hektar. Den är mycket stationär inom sitt revir och när ett par etablerat sig stannar de så länge miljön är intakt. Den undviker öppen mark och förﬂyttar sig sällan över större öppna myrar eller åkermark, och är därför känslig för fragmentering. Järpen överlever inte om dess livsmiljö kalavverkas och är även känslig för röjning, gallring och avverkning där unga granar och lövträd inte sparas i tillräcklig omfattning. Minskningstakten för den svenska populationen bedöms vara nära gränsvärdet för Sårbar (VU). (A2b)  (SLU Artdatabanken, 2022).</w:t>
       </w:r>
     </w:p>
     <w:p>
@@ -1178,7 +1178,7 @@
     <w:r>
       <w:tab/>
       <w:tab/>
-      <w:t>2026-01-03</w:t>
+      <w:t>2026-01-04</w:t>
       <w:br/>
       <w:br/>
     </w:r>

--- a/tillsyn/A 55492-2025 tillsynsbegäran.docx
+++ b/tillsyn/A 55492-2025 tillsynsbegäran.docx
@@ -1178,7 +1178,7 @@
     <w:r>
       <w:tab/>
       <w:tab/>
-      <w:t>2026-01-07</w:t>
+      <w:t>2026-01-08</w:t>
       <w:br/>
       <w:br/>
     </w:r>

--- a/tillsyn/A 55492-2025 tillsynsbegäran.docx
+++ b/tillsyn/A 55492-2025 tillsynsbegäran.docx
@@ -1178,7 +1178,7 @@
     <w:r>
       <w:tab/>
       <w:tab/>
-      <w:t>2026-01-08</w:t>
+      <w:t>2026-01-09</w:t>
       <w:br/>
       <w:br/>
     </w:r>

--- a/tillsyn/A 55492-2025 tillsynsbegäran.docx
+++ b/tillsyn/A 55492-2025 tillsynsbegäran.docx
@@ -1178,7 +1178,7 @@
     <w:r>
       <w:tab/>
       <w:tab/>
-      <w:t>2026-01-09</w:t>
+      <w:t>2026-01-10</w:t>
       <w:br/>
       <w:br/>
     </w:r>

--- a/tillsyn/A 55492-2025 tillsynsbegäran.docx
+++ b/tillsyn/A 55492-2025 tillsynsbegäran.docx
@@ -1178,7 +1178,7 @@
     <w:r>
       <w:tab/>
       <w:tab/>
-      <w:t>2026-01-10</w:t>
+      <w:t>2026-01-11</w:t>
       <w:br/>
       <w:br/>
     </w:r>

--- a/tillsyn/A 55492-2025 tillsynsbegäran.docx
+++ b/tillsyn/A 55492-2025 tillsynsbegäran.docx
@@ -1178,7 +1178,7 @@
     <w:r>
       <w:tab/>
       <w:tab/>
-      <w:t>2026-01-11</w:t>
+      <w:t>2026-01-12</w:t>
       <w:br/>
       <w:br/>
     </w:r>

--- a/tillsyn/A 55492-2025 tillsynsbegäran.docx
+++ b/tillsyn/A 55492-2025 tillsynsbegäran.docx
@@ -1178,7 +1178,7 @@
     <w:r>
       <w:tab/>
       <w:tab/>
-      <w:t>2026-01-12</w:t>
+      <w:t>2026-01-13</w:t>
       <w:br/>
       <w:br/>
     </w:r>
